--- a/rfp-hybrid-solar-td/TD-OUTPUT/2.1 Prijedlog Odluke Hibridni sistem napajanja BS Sjednica i BS Hamzići.docx
+++ b/rfp-hybrid-solar-td/TD-OUTPUT/2.1 Prijedlog Odluke Hibridni sistem napajanja BS Sjednica i BS Hamzići.docx
@@ -4186,7 +4186,7 @@
           <w:szCs w:val="21"/>
           <w:lang w:val="bs-BA" w:eastAsia="bs-BA"/>
         </w:rPr>
-        <w:t xml:space="preserve">LOT 1 – izgradnja temelja, isporuka i montaža nosača za fotonaponske panele (ground mount support) - 6 kpl (3 kpl po lokaciji),</w:t>
+        <w:t xml:space="preserve">LOT 1 – izgradnja temelja, isporuka i montaža nosača za fotonaponske panele (ground mount support) - 8 kpl (4 kpl po lokaciji),</w:t>
       </w:r>
     </w:p>
     <w:p>
@@ -6137,7 +6137,7 @@
                 <w:szCs w:val="21"/>
                 <w:lang w:val="bs-BA"/>
               </w:rPr>
-              <w:t xml:space="preserve">Sistem je dimenzionisan tako da fotonaponsko polje pokriva najveći dio potrošnje, a dizel električni agregat radi samo kada baterije dostignu zadanu dubinu pražnjenja, tj. u nizovima dana slabe osunčanosti i pri kvaru opreme. Satna simulacija energetskog bilansa za 19 godina (pvlib, PVGIS-SARAH3, 2005–2023) daje očekivani rad agregata od ≈250 h godišnje na lokaciji Sjednica i ≈230 h na lokaciji Hamzići (u najlošijim godinama do ≈330 h), uz potrošnju goriva od ≈820 l, odnosno ≈750 l godišnje; spremnik od 500 l dopunjava se u prosjeku dva puta godišnje. Vrijednosti važe uz parametriranje upravljačke jedinice za minimalan rad agregata, propisano Prilogom I TD. Agregati rade u režimu trajne (prime) snage prema ISO 8528-1, sa ulaznom snagom ispravljača ograničenom na 9,5 kW.</w:t>
+              <w:t xml:space="preserve">Sistem je dimenzionisan tako da fotonaponsko polje pokriva najveći dio potrošnje, a dizel električni agregat radi samo kada baterije dostignu zadanu dubinu pražnjenja, tj. u nizovima dana slabe osunčanosti i pri kvaru opreme. Satna simulacija energetskog bilansa za 19 godina (pvlib, PVGIS-SARAH3, 2005–2023) daje očekivani rad agregata od ≈300 h godišnje na lokaciji Sjednica i ≈270 h na lokaciji Hamzići (u najlošijim godinama do ≈380 h, odnosno ≈350 h), uz potrošnju goriva od ≈990 l, odnosno ≈900 l godišnje; spremnik od 500 l dopunjava se u prosjeku dva do tri puta godišnje. Vrijednosti važe za FN polja okrenuta prema jugozapadu (azimut 225°, nagib 45°) i uz parametriranje upravljačke jedinice za minimalan rad agregata, propisano Prilogom I TD. Agregati rade u režimu trajne (prime) snage prema ISO 8528-1, sa ulaznom snagom ispravljača ograničenom na 9,5 kW.</w:t>
             </w:r>
           </w:p>
           <w:p>
@@ -6311,7 +6311,7 @@
                 <w:szCs w:val="21"/>
                 <w:lang w:val="bs-BA"/>
               </w:rPr>
-              <w:t xml:space="preserve">LOT 1 : metalne konstrukcije sa po 3 (tri) nosača za fotonaponske panele na svakoj lokaciji (ground support) za montažu na tlo, fiksnog nagiba 45° i orijentacije jug (azimut 180°), sa temeljnim trakama, AB pločom, armaturom, prihvatima, ankerima i ostalim spojnim materijalom</w:t>
+              <w:t xml:space="preserve">LOT 1 : metalne konstrukcije sa po 4 (četiri) odvojena nosača za fotonaponske panele na svakoj lokaciji (ground support) za montažu na tlo, fiksnog nagiba 45° i orijentacije jugozapad (azimut 225°), sa temeljnim trakama, AB pločom, armaturom, prihvatima, ankerima i ostalim spojnim materijalom</w:t>
             </w:r>
           </w:p>
           <w:p>
@@ -7776,7 +7776,7 @@
                 <w:sz w:val="18"/>
                 <w:szCs w:val="18"/>
               </w:rPr>
-              <w:t xml:space="preserve">LOT 1 – izgradnja temelja, isporuka i montaža nosača za fotonaponske panele (ground mount support) - 6 kpl (3 kpl po lokaciji),</w:t>
+              <w:t xml:space="preserve">LOT 1 – izgradnja temelja, isporuka i montaža nosača za fotonaponske panele (ground mount support) - 8 kpl (4 kpl po lokaciji),</w:t>
             </w:r>
           </w:p>
           <w:p>

--- a/rfp-hybrid-solar-td/TD-OUTPUT/2.1 Prijedlog Odluke Hibridni sistem napajanja BS Sjednica i BS Hamzići.docx
+++ b/rfp-hybrid-solar-td/TD-OUTPUT/2.1 Prijedlog Odluke Hibridni sistem napajanja BS Sjednica i BS Hamzići.docx
@@ -2025,7 +2025,7 @@
                                 <w:szCs w:val="22"/>
                                 <w:highlight w:val="yellow"/>
                               </w:rPr>
-                              <w:t xml:space="preserve">Ukupna predračunska vrijednost sredstava iznosi ukupno ___.___,__ KM (slovima: ______________ konvertibilnih maraka) bez PDV-a, od čega LOT 1 — ___.___,__ KM i LOT 2 — ___.___,__ KM. Sredstva su finansijski raspoloživa u toku poslovne 2026. godine. Rok realizacije Odluke je 31.12.2027. godine.</w:t>
+                              <w:t xml:space="preserve">Ukupna predračunska vrijednost sredstava iznosi ukupno 100.000,00 KM (sto hiljada konvertibilnih maraka) bez PDV-a, od čega LOT 1 — 30.000,00 KM i LOT 2 — 70.000,00 KM. Sredstva su finansijski raspoloživa u toku poslovne 2026. godine. Rok realizacije Odluke je 31.12.2027. godine.</w:t>
                             </w:r>
                             <w:bookmarkStart w:id="1" w:name="_Hlk93048488"/>
                             <w:bookmarkEnd w:id="1"/>
@@ -2418,7 +2418,7 @@
                           <w:szCs w:val="22"/>
                           <w:highlight w:val="yellow"/>
                         </w:rPr>
-                        <w:t xml:space="preserve">Ukupna predračunska vrijednost sredstava iznosi ukupno ___.___,__ KM (slovima: ______________ konvertibilnih maraka) bez PDV-a, od čega LOT 1 — ___.___,__ KM i LOT 2 — ___.___,__ KM. Sredstva su finansijski raspoloživa u toku poslovne 2026. godine. Rok realizacije Odluke je 31.12.2027. godine.</w:t>
+                        <w:t xml:space="preserve">Ukupna predračunska vrijednost sredstava iznosi ukupno 100.000,00 KM (sto hiljada konvertibilnih maraka) bez PDV-a, od čega LOT 1 — 30.000,00 KM i LOT 2 — 70.000,00 KM. Sredstva su finansijski raspoloživa u toku poslovne 2026. godine. Rok realizacije Odluke je 31.12.2027. godine.</w:t>
                       </w:r>
                       <w:bookmarkStart w:id="3" w:name="_Hlk93048488"/>
                       <w:bookmarkEnd w:id="3"/>
@@ -4262,7 +4262,7 @@
           <w:szCs w:val="21"/>
           <w:lang w:val="bs-BA"/>
         </w:rPr>
-        <w:t xml:space="preserve">___.___,__ KM</w:t>
+        <w:t xml:space="preserve">100</w:t>
       </w:r>
       <w:r>
         <w:rPr>
@@ -4271,7 +4271,7 @@
           <w:szCs w:val="21"/>
           <w:lang w:val="bs-BA"/>
         </w:rPr>
-        <w:t xml:space="preserve"> (slovima: ______________ konvertibilnih maraka) bez PDV-a, od čega se iznos od ___.___,__ KM odnosi na LOT 1, a iznos od ___.___,__ KM na LOT 2. </w:t>
+        <w:t xml:space="preserve">.000,00 KM (sto hiljada konvertibilnih maraka) bez PDV-a, od čega se iznos od 30.000,00 KM odnosi na LOT 1, a iznos od 70.000,00 KM na LOT 2. </w:t>
       </w:r>
       <w:r>
         <w:rPr>
@@ -5534,42 +5534,42 @@
                 <w:sz w:val="21"/>
                 <w:szCs w:val="21"/>
               </w:rPr>
-              <w:t xml:space="preserve">___.___,__ KM</w:t>
-            </w:r>
-            <w:r>
-              <w:rPr>
-                <w:sz w:val="21"/>
-                <w:szCs w:val="21"/>
-              </w:rPr>
-              <w:t xml:space="preserve"> bez PDV-a (LOT 1 — </w:t>
-            </w:r>
-            <w:r>
-              <w:rPr>
-                <w:sz w:val="21"/>
-                <w:szCs w:val="21"/>
-              </w:rPr>
-              <w:t xml:space="preserve">___.___,__ KM</w:t>
-            </w:r>
-            <w:r>
-              <w:rPr>
-                <w:sz w:val="21"/>
-                <w:szCs w:val="21"/>
-              </w:rPr>
-              <w:t xml:space="preserve">, LOT 2 — </w:t>
-            </w:r>
-            <w:r>
-              <w:rPr>
-                <w:sz w:val="21"/>
-                <w:szCs w:val="21"/>
-              </w:rPr>
-              <w:t xml:space="preserve">___.___,__ KM</w:t>
-            </w:r>
-            <w:r>
-              <w:rPr>
-                <w:sz w:val="21"/>
-                <w:szCs w:val="21"/>
-              </w:rPr>
-              <w:t xml:space="preserve">), sa rokom realizacije Odluke do 31.12.2027. godine.</w:t>
+              <w:t xml:space="preserve">10</w:t>
+            </w:r>
+            <w:r>
+              <w:rPr>
+                <w:sz w:val="21"/>
+                <w:szCs w:val="21"/>
+              </w:rPr>
+              <w:t xml:space="preserve">0.000,00 KM bez PDV-a (LOT 1 — </w:t>
+            </w:r>
+            <w:r>
+              <w:rPr>
+                <w:sz w:val="21"/>
+                <w:szCs w:val="21"/>
+              </w:rPr>
+              <w:t xml:space="preserve">30</w:t>
+            </w:r>
+            <w:r>
+              <w:rPr>
+                <w:sz w:val="21"/>
+                <w:szCs w:val="21"/>
+              </w:rPr>
+              <w:t xml:space="preserve">.000,00 KM, LOT 2 — </w:t>
+            </w:r>
+            <w:r>
+              <w:rPr>
+                <w:sz w:val="21"/>
+                <w:szCs w:val="21"/>
+              </w:rPr>
+              <w:t xml:space="preserve">70</w:t>
+            </w:r>
+            <w:r>
+              <w:rPr>
+                <w:sz w:val="21"/>
+                <w:szCs w:val="21"/>
+              </w:rPr>
+              <w:t xml:space="preserve">.000,00 KM), sa rokom realizacije Odluke do 31.12.2027. godine.</w:t>
             </w:r>
           </w:p>
           <w:p>
@@ -5597,7 +5597,7 @@
                 <w:szCs w:val="21"/>
                 <w:lang w:eastAsia="zh-CN"/>
               </w:rPr>
-              <w:t xml:space="preserve">___.___,__ KM</w:t>
+              <w:t xml:space="preserve">100</w:t>
             </w:r>
             <w:r>
               <w:rPr>
@@ -5606,7 +5606,7 @@
                 <w:szCs w:val="21"/>
                 <w:lang w:eastAsia="zh-CN"/>
               </w:rPr>
-              <w:t xml:space="preserve"> bez PDV-a, i to: LOT 1 </w:t>
+              <w:t xml:space="preserve">.000,00 KM bez PDV-a, i to: LOT 1 </w:t>
             </w:r>
             <w:r>
               <w:rPr>
@@ -5615,7 +5615,7 @@
                 <w:szCs w:val="21"/>
                 <w:lang w:eastAsia="zh-CN"/>
               </w:rPr>
-              <w:t xml:space="preserve">___.___,__ KM</w:t>
+              <w:t xml:space="preserve">30</w:t>
             </w:r>
             <w:r>
               <w:rPr>
@@ -5624,7 +5624,7 @@
                 <w:szCs w:val="21"/>
                 <w:lang w:eastAsia="zh-CN"/>
               </w:rPr>
-              <w:t xml:space="preserve"> i LOT 2 </w:t>
+              <w:t xml:space="preserve">.000,00 KM i LOT 2 </w:t>
             </w:r>
             <w:r>
               <w:rPr>
@@ -5633,7 +5633,7 @@
                 <w:szCs w:val="21"/>
                 <w:lang w:eastAsia="zh-CN"/>
               </w:rPr>
-              <w:t xml:space="preserve">___.___,__ KM</w:t>
+              <w:t xml:space="preserve">70</w:t>
             </w:r>
             <w:r>
               <w:rPr>
@@ -5642,7 +5642,7 @@
                 <w:szCs w:val="21"/>
                 <w:lang w:eastAsia="zh-CN"/>
               </w:rPr>
-              <w:t xml:space="preserve">. Detaljna struktura cijena po stavkama data je u Prilogu II — Obrazac za cijenu ponude.</w:t>
+              <w:t xml:space="preserve">.000,00 KM. Detaljna struktura cijena po stavkama data je u Prilogu II — Obrazac za cijenu ponude.</w:t>
             </w:r>
           </w:p>
         </w:tc>
@@ -6905,7 +6905,7 @@
                 <w:highlight w:val="yellow"/>
                 <w:lang w:val="bs-BA"/>
               </w:rPr>
-              <w:t xml:space="preserve">___.___</w:t>
+              <w:t xml:space="preserve">100.000</w:t>
             </w:r>
           </w:p>
         </w:tc>
@@ -6940,7 +6940,7 @@
                 <w:highlight w:val="yellow"/>
                 <w:lang w:val="bs-BA"/>
               </w:rPr>
-              <w:t xml:space="preserve">___.___</w:t>
+              <w:t xml:space="preserve">100.000</w:t>
             </w:r>
           </w:p>
         </w:tc>
@@ -7353,7 +7353,7 @@
                 <w:highlight w:val="yellow"/>
                 <w:lang w:val="bs-BA"/>
               </w:rPr>
-              <w:t xml:space="preserve">___.___</w:t>
+              <w:t xml:space="preserve">100.000</w:t>
             </w:r>
           </w:p>
         </w:tc>
@@ -7390,7 +7390,7 @@
                 <w:highlight w:val="yellow"/>
                 <w:lang w:val="bs-BA"/>
               </w:rPr>
-              <w:t xml:space="preserve">___.___</w:t>
+              <w:t xml:space="preserve">100.000</w:t>
             </w:r>
             <w:bookmarkStart w:id="9" w:name="_Hlk225145355"/>
             <w:bookmarkEnd w:id="9"/>
@@ -7829,7 +7829,7 @@
                 <w:highlight w:val="yellow"/>
                 <w:lang w:val="bs-BA"/>
               </w:rPr>
-              <w:t xml:space="preserve">___.___</w:t>
+              <w:t xml:space="preserve">100.000</w:t>
             </w:r>
           </w:p>
         </w:tc>
@@ -7864,7 +7864,7 @@
                 <w:highlight w:val="yellow"/>
                 <w:lang w:val="bs-BA"/>
               </w:rPr>
-              <w:t xml:space="preserve">___.___</w:t>
+              <w:t xml:space="preserve">100.000</w:t>
             </w:r>
           </w:p>
         </w:tc>
@@ -7944,7 +7944,7 @@
                 <w:highlight w:val="yellow"/>
                 <w:lang w:val="bs-BA"/>
               </w:rPr>
-              <w:t xml:space="preserve">___.___</w:t>
+              <w:t xml:space="preserve">100.000</w:t>
             </w:r>
           </w:p>
         </w:tc>
@@ -7981,7 +7981,7 @@
                 <w:highlight w:val="yellow"/>
                 <w:lang w:val="bs-BA"/>
               </w:rPr>
-              <w:t xml:space="preserve">___.___</w:t>
+              <w:t xml:space="preserve">100.000</w:t>
             </w:r>
           </w:p>
         </w:tc>
